--- a/disciplinas/gcetens843-projeto-algoritmo-i/atividades/trabalhos/projeto-algoritmos/relatorio-academico-minhafila.docx
+++ b/disciplinas/gcetens843-projeto-algoritmo-i/atividades/trabalhos/projeto-algoritmos/relatorio-academico-minhafila.docx
@@ -2140,7 +2140,11 @@
     </w:p>
     <w:bookmarkEnd w:id="34"/>
     <w:bookmarkEnd w:id="35"/>
-    <w:sectPr/>
+    <w:sectPr>
+      <w:headerReference w:type="default" r:id="rId9"/>
+      <w:footerReference w:type="default" r:id="rId10"/>
+      <w:pgMar w:top="1728" w:bottom="1440" w:left="1440" w:right="1440"/>
+    </w:sectPr>
   </w:body>
 </w:document>
 </file>
@@ -2149,6 +2153,26 @@
 <w:comments xmlns:w="http://schemas.openxmlformats.org/wordprocessingml/2006/main" xmlns:m="http://schemas.openxmlformats.org/officeDocument/2006/math" xmlns:r="http://schemas.openxmlformats.org/officeDocument/2006/relationships" xmlns:o="urn:schemas-microsoft-com:office:office" xmlns:v="urn:schemas-microsoft-com:vml" xmlns:w10="urn:schemas-microsoft-com:office:word" xmlns:a="http://schemas.openxmlformats.org/drawingml/2006/main" xmlns:pic="http://schemas.openxmlformats.org/drawingml/2006/picture" xmlns:wp="http://schemas.openxmlformats.org/drawingml/2006/wordprocessingDrawing"/>
 </file>
 
+<file path=word/footer1.xml><?xml version="1.0" encoding="utf-8"?>
+<w:ftr xmlns:m="http://schemas.openxmlformats.org/officeDocument/2006/math" xmlns:mc="http://schemas.openxmlformats.org/markup-compatibility/2006" xmlns:mo="http://schemas.microsoft.com/office/mac/office/2008/main" xmlns:mv="urn:schemas-microsoft-com:mac:vml" xmlns:o="urn:schemas-microsoft-com:office:office" xmlns:r="http://schemas.openxmlformats.org/officeDocument/2006/relationships" xmlns:v="urn:schemas-microsoft-com:vml" xmlns:w10="urn:schemas-microsoft-com:office:word" xmlns:w14="http://schemas.microsoft.com/office/word/2010/wordml" xmlns:w="http://schemas.openxmlformats.org/wordprocessingml/2006/main" xmlns:wne="http://schemas.microsoft.com/office/word/2006/wordml" xmlns:wp14="http://schemas.microsoft.com/office/word/2010/wordprocessingDrawing" xmlns:wp="http://schemas.openxmlformats.org/drawingml/2006/wordprocessingDrawing" xmlns:wpc="http://schemas.microsoft.com/office/word/2010/wordprocessingCanvas" xmlns:wpg="http://schemas.microsoft.com/office/word/2010/wordprocessingGroup" xmlns:wpi="http://schemas.microsoft.com/office/word/2010/wordprocessingInk" xmlns:wps="http://schemas.microsoft.com/office/word/2010/wordprocessingShape" mc:Ignorable="w14 wp14">
+  <w:p>
+    <w:pPr>
+      <w:pStyle w:val="Footer"/>
+      <w:jc w:val="center"/>
+    </w:pPr>
+    <w:r>
+      <w:rPr>
+        <w:rFonts w:ascii="Times New Roman" w:hAnsi="Times New Roman"/>
+        <w:i/>
+        <w:color w:val="505050"/>
+        <w:sz w:val="14"/>
+      </w:rPr>
+      <w:t>MinhaFila — GCETENS843 — 2026.1</w:t>
+    </w:r>
+  </w:p>
+</w:ftr>
+</file>
+
 <file path=word/footnotes.xml><?xml version="1.0" encoding="utf-8"?>
 <w:footnotes xmlns:w="http://schemas.openxmlformats.org/wordprocessingml/2006/main" xmlns:m="http://schemas.openxmlformats.org/officeDocument/2006/math" xmlns:r="http://schemas.openxmlformats.org/officeDocument/2006/relationships" xmlns:o="urn:schemas-microsoft-com:office:office" xmlns:v="urn:schemas-microsoft-com:vml" xmlns:w10="urn:schemas-microsoft-com:office:word" xmlns:a="http://schemas.openxmlformats.org/drawingml/2006/main" xmlns:pic="http://schemas.openxmlformats.org/drawingml/2006/picture" xmlns:wp="http://schemas.openxmlformats.org/drawingml/2006/wordprocessingDrawing">
   <w:footnote w:type="continuationSeparator" w:id="0">
@@ -2166,6 +2190,142 @@
     </w:p>
   </w:footnote>
 </w:footnotes>
+</file>
+
+<file path=word/header1.xml><?xml version="1.0" encoding="utf-8"?>
+<w:hdr xmlns:m="http://schemas.openxmlformats.org/officeDocument/2006/math" xmlns:mc="http://schemas.openxmlformats.org/markup-compatibility/2006" xmlns:mo="http://schemas.microsoft.com/office/mac/office/2008/main" xmlns:mv="urn:schemas-microsoft-com:mac:vml" xmlns:o="urn:schemas-microsoft-com:office:office" xmlns:r="http://schemas.openxmlformats.org/officeDocument/2006/relationships" xmlns:v="urn:schemas-microsoft-com:vml" xmlns:w10="urn:schemas-microsoft-com:office:word" xmlns:w14="http://schemas.microsoft.com/office/word/2010/wordml" xmlns:w="http://schemas.openxmlformats.org/wordprocessingml/2006/main" xmlns:wne="http://schemas.microsoft.com/office/word/2006/wordml" xmlns:wp14="http://schemas.microsoft.com/office/word/2010/wordprocessingDrawing" xmlns:wp="http://schemas.openxmlformats.org/drawingml/2006/wordprocessingDrawing" xmlns:wpc="http://schemas.microsoft.com/office/word/2010/wordprocessingCanvas" xmlns:wpg="http://schemas.microsoft.com/office/word/2010/wordprocessingGroup" xmlns:wpi="http://schemas.microsoft.com/office/word/2010/wordprocessingInk" xmlns:wps="http://schemas.microsoft.com/office/word/2010/wordprocessingShape" mc:Ignorable="w14 wp14">
+  <w:p>
+    <w:pPr>
+      <w:pStyle w:val="Header"/>
+    </w:pPr>
+  </w:p>
+  <w:tbl>
+    <w:tblPr>
+      <w:tblW w:type="auto" w:w="0"/>
+      <w:tblLook w:firstColumn="1" w:firstRow="1" w:lastColumn="0" w:lastRow="0" w:noHBand="0" w:noVBand="1" w:val="04A0"/>
+    </w:tblPr>
+    <w:tblGrid>
+      <w:gridCol w:w="4680"/>
+      <w:gridCol w:w="4680"/>
+    </w:tblGrid>
+    <w:tr>
+      <w:tc>
+        <w:tcPr>
+          <w:tcW w:type="dxa" w:w="2016"/>
+          <w:tcBorders>
+            <w:top w:val="none" w:sz="0" w:space="0" w:color="auto"/>
+            <w:left w:val="none" w:sz="0" w:space="0" w:color="auto"/>
+            <w:bottom w:val="none" w:sz="0" w:space="0" w:color="auto"/>
+            <w:right w:val="none" w:sz="0" w:space="0" w:color="auto"/>
+          </w:tcBorders>
+        </w:tcPr>
+        <w:p>
+          <w:pPr>
+            <w:jc w:val="left"/>
+          </w:pPr>
+          <w:r>
+            <w:drawing>
+              <wp:inline xmlns:a="http://schemas.openxmlformats.org/drawingml/2006/main" xmlns:pic="http://schemas.openxmlformats.org/drawingml/2006/picture">
+                <wp:extent cx="1188720" cy="468220"/>
+                <wp:docPr id="1" name="Picture 1"/>
+                <wp:cNvGraphicFramePr>
+                  <a:graphicFrameLocks noChangeAspect="1"/>
+                </wp:cNvGraphicFramePr>
+                <a:graphic>
+                  <a:graphicData uri="http://schemas.openxmlformats.org/drawingml/2006/picture">
+                    <pic:pic>
+                      <pic:nvPicPr>
+                        <pic:cNvPr id="0" name="logo-ufrb-20-anos.png"/>
+                        <pic:cNvPicPr/>
+                      </pic:nvPicPr>
+                      <pic:blipFill>
+                        <a:blip r:embed="rId1"/>
+                        <a:stretch>
+                          <a:fillRect/>
+                        </a:stretch>
+                      </pic:blipFill>
+                      <pic:spPr>
+                        <a:xfrm>
+                          <a:off x="0" y="0"/>
+                          <a:ext cx="1188720" cy="468220"/>
+                        </a:xfrm>
+                        <a:prstGeom prst="rect"/>
+                      </pic:spPr>
+                    </pic:pic>
+                  </a:graphicData>
+                </a:graphic>
+              </wp:inline>
+            </w:drawing>
+          </w:r>
+        </w:p>
+      </w:tc>
+      <w:tc>
+        <w:tcPr>
+          <w:tcW w:type="dxa" w:w="7200"/>
+          <w:tcBorders>
+            <w:top w:val="none" w:sz="0" w:space="0" w:color="auto"/>
+            <w:left w:val="none" w:sz="0" w:space="0" w:color="auto"/>
+            <w:bottom w:val="none" w:sz="0" w:space="0" w:color="auto"/>
+            <w:right w:val="none" w:sz="0" w:space="0" w:color="auto"/>
+          </w:tcBorders>
+        </w:tcPr>
+        <w:p>
+          <w:pPr>
+            <w:jc w:val="left"/>
+          </w:pPr>
+          <w:r>
+            <w:rPr>
+              <w:rFonts w:ascii="Times New Roman" w:hAnsi="Times New Roman"/>
+              <w:b/>
+              <w:color w:val="003D6B"/>
+              <w:sz w:val="16"/>
+            </w:rPr>
+            <w:t>UNIVERSIDADE FEDERAL DO RECÔNCAVO DA BAHIA — UFRB</w:t>
+          </w:r>
+        </w:p>
+        <w:p>
+          <w:pPr>
+            <w:jc w:val="left"/>
+          </w:pPr>
+          <w:r>
+            <w:rPr>
+              <w:rFonts w:ascii="Times New Roman" w:hAnsi="Times New Roman"/>
+              <w:b/>
+              <w:color w:val="006DAA"/>
+              <w:sz w:val="15"/>
+            </w:rPr>
+            <w:t>CENTRO DE CIÊNCIA E TECNOLOGIA — CETENS</w:t>
+          </w:r>
+        </w:p>
+        <w:p>
+          <w:pPr>
+            <w:jc w:val="left"/>
+          </w:pPr>
+          <w:r>
+            <w:rPr>
+              <w:rFonts w:ascii="Times New Roman" w:hAnsi="Times New Roman"/>
+              <w:color w:val="505050"/>
+              <w:sz w:val="14"/>
+            </w:rPr>
+            <w:t>BACHARELADO EM SISTEMAS DE INFORMAÇÃO (EAD)</w:t>
+          </w:r>
+        </w:p>
+        <w:p>
+          <w:pPr>
+            <w:jc w:val="left"/>
+          </w:pPr>
+          <w:r>
+            <w:rPr>
+              <w:color w:val="C89B3C"/>
+              <w:sz w:val="8"/>
+            </w:rPr>
+            <w:t>────────────────────────────────────────────────────────────────────────────────</w:t>
+          </w:r>
+        </w:p>
+      </w:tc>
+    </w:tr>
+  </w:tbl>
+</w:hdr>
 </file>
 
 <file path=word/numbering.xml><?xml version="1.0" encoding="utf-8"?>
@@ -2530,6 +2690,14 @@
   <w:style w:default="1" w:styleId="Normal" w:type="paragraph">
     <w:name w:val="Normal"/>
     <w:qFormat/>
+    <w:pPr>
+      <w:spacing w:line="360" w:lineRule="auto" w:after="120"/>
+    </w:pPr>
+    <w:rPr>
+      <w:rFonts w:ascii="Times New Roman" w:hAnsi="Times New Roman"/>
+      <w:color w:val="000000"/>
+      <w:sz w:val="24"/>
+    </w:rPr>
   </w:style>
   <w:style w:styleId="BodyText" w:type="paragraph">
     <w:name w:val="Body Text"/>
@@ -2694,13 +2862,14 @@
     <w:pPr>
       <w:keepNext/>
       <w:keepLines/>
-      <w:spacing w:after="80" w:before="360"/>
+      <w:spacing w:after="80" w:before="360" w:line="360" w:lineRule="auto"/>
       <w:outlineLvl w:val="0"/>
     </w:pPr>
     <w:rPr>
-      <w:rFonts w:asciiTheme="majorHAnsi" w:cstheme="majorBidi" w:eastAsiaTheme="majorEastAsia" w:hAnsiTheme="majorHAnsi"/>
-      <w:color w:themeColor="accent1" w:themeShade="BF" w:val="0F4761"/>
-      <w:sz w:val="40"/>
+      <w:rFonts w:asciiTheme="majorHAnsi" w:cstheme="majorBidi" w:eastAsiaTheme="majorEastAsia" w:hAnsiTheme="majorHAnsi" w:ascii="Times New Roman" w:hAnsi="Times New Roman"/>
+      <w:b/>
+      <w:color w:val="003D6B"/>
+      <w:sz w:val="28"/>
       <w:szCs w:val="40"/>
     </w:rPr>
   </w:style>
@@ -2717,13 +2886,14 @@
     <w:pPr>
       <w:keepNext/>
       <w:keepLines/>
-      <w:spacing w:after="80" w:before="160"/>
+      <w:spacing w:after="80" w:before="160" w:line="360" w:lineRule="auto"/>
       <w:outlineLvl w:val="1"/>
     </w:pPr>
     <w:rPr>
-      <w:rFonts w:asciiTheme="majorHAnsi" w:cstheme="majorBidi" w:eastAsiaTheme="majorEastAsia" w:hAnsiTheme="majorHAnsi"/>
-      <w:color w:themeColor="accent1" w:themeShade="BF" w:val="0F4761"/>
-      <w:sz w:val="32"/>
+      <w:rFonts w:asciiTheme="majorHAnsi" w:cstheme="majorBidi" w:eastAsiaTheme="majorEastAsia" w:hAnsiTheme="majorHAnsi" w:ascii="Times New Roman" w:hAnsi="Times New Roman"/>
+      <w:b/>
+      <w:color w:val="006DAA"/>
+      <w:sz w:val="26"/>
       <w:szCs w:val="32"/>
     </w:rPr>
   </w:style>
@@ -2740,13 +2910,14 @@
     <w:pPr>
       <w:keepNext/>
       <w:keepLines/>
-      <w:spacing w:after="80" w:before="160"/>
+      <w:spacing w:after="80" w:before="160" w:line="360" w:lineRule="auto"/>
       <w:outlineLvl w:val="2"/>
     </w:pPr>
     <w:rPr>
-      <w:rFonts w:cstheme="majorBidi" w:eastAsiaTheme="majorEastAsia"/>
-      <w:color w:themeColor="accent1" w:themeShade="BF" w:val="0F4761"/>
-      <w:sz w:val="28"/>
+      <w:rFonts w:cstheme="majorBidi" w:eastAsiaTheme="majorEastAsia" w:ascii="Times New Roman" w:hAnsi="Times New Roman"/>
+      <w:b/>
+      <w:color w:val="003D6B"/>
+      <w:sz w:val="24"/>
       <w:szCs w:val="28"/>
     </w:rPr>
   </w:style>

--- a/disciplinas/gcetens843-projeto-algoritmo-i/atividades/trabalhos/projeto-algoritmos/relatorio-academico-minhafila.docx
+++ b/disciplinas/gcetens843-projeto-algoritmo-i/atividades/trabalhos/projeto-algoritmos/relatorio-academico-minhafila.docx
@@ -166,13 +166,7 @@
         <w:jc w:val="center"/>
       </w:pPr>
       <w:r>
-        <w:rPr>
-          <w:rFonts w:ascii="Times New Roman" w:hAnsi="Times New Roman"/>
-          <w:b w:val="0"/>
-          <w:i w:val="0"/>
-          <w:sz w:val="24"/>
-        </w:rPr>
-        <w:t>Prof. Luis Paulo Morais Conceição</w:t>
+        <w:t>Prof. Alex Ferreira</w:t>
       </w:r>
     </w:p>
     <w:p>
